--- a/belgeler/rapor_01.docx
+++ b/belgeler/rapor_01.docx
@@ -881,7 +881,6 @@
     <w:p>
       <w:pPr>
         <w:pStyle w:val="Heading3"/>
-        <w:pageBreakBefore w:val="0"/>
         <w:widowControl w:val="1"/>
         <w:spacing w:after="0" w:before="0" w:line="240" w:lineRule="auto"/>
         <w:ind w:left="0" w:right="0" w:firstLine="0"/>
@@ -892,6 +891,56 @@
           <w:sz w:val="33"/>
           <w:szCs w:val="33"/>
         </w:rPr>
+      </w:pPr>
+      <w:r>
+        <w:rPr>
+          <w:rtl w:val="0"/>
+        </w:rPr>
+      </w:r>
+    </w:p>
+    <w:p>
+      <w:pPr>
+        <w:rPr/>
+      </w:pPr>
+      <w:r>
+        <w:rPr>
+          <w:rtl w:val="0"/>
+        </w:rPr>
+      </w:r>
+    </w:p>
+    <w:p>
+      <w:pPr>
+        <w:pStyle w:val="Heading3"/>
+        <w:widowControl w:val="1"/>
+        <w:spacing w:after="0" w:before="0" w:line="240" w:lineRule="auto"/>
+        <w:ind w:left="0" w:right="0" w:firstLine="0"/>
+        <w:rPr>
+          <w:rFonts w:ascii="Helvetica Neue" w:cs="Helvetica Neue" w:eastAsia="Helvetica Neue" w:hAnsi="Helvetica Neue"/>
+          <w:b w:val="0"/>
+          <w:color w:val="1a1c1e"/>
+          <w:sz w:val="33"/>
+          <w:szCs w:val="33"/>
+        </w:rPr>
+      </w:pPr>
+      <w:r>
+        <w:rPr>
+          <w:rtl w:val="0"/>
+        </w:rPr>
+      </w:r>
+    </w:p>
+    <w:p>
+      <w:pPr>
+        <w:rPr/>
+      </w:pPr>
+      <w:r>
+        <w:rPr>
+          <w:rtl w:val="0"/>
+        </w:rPr>
+      </w:r>
+    </w:p>
+    <w:p>
+      <w:pPr>
+        <w:rPr/>
       </w:pPr>
       <w:r>
         <w:rPr>
@@ -1215,7 +1264,34 @@
           <w:vertAlign w:val="baseline"/>
           <w:rtl w:val="0"/>
         </w:rPr>
-        <w:t xml:space="preserve">Anomali Kontrolü: Yeni veriyi bir önceki veriyle karşılaştırarak anormal bir durum olup olmadığını denetler.</w:t>
+        <w:t xml:space="preserve">Anomali Kontrolü: Yeni veriyi bir önceki </w:t>
+      </w:r>
+      <w:r>
+        <w:rPr>
+          <w:rFonts w:ascii="Arial" w:cs="Arial" w:eastAsia="Arial" w:hAnsi="Arial"/>
+          <w:color w:val="1a1c1e"/>
+          <w:sz w:val="21"/>
+          <w:szCs w:val="21"/>
+          <w:rtl w:val="0"/>
+        </w:rPr>
+        <w:t xml:space="preserve">veri ile</w:t>
+      </w:r>
+      <w:r>
+        <w:rPr>
+          <w:rFonts w:ascii="Arial" w:cs="Arial" w:eastAsia="Arial" w:hAnsi="Arial"/>
+          <w:b w:val="0"/>
+          <w:i w:val="0"/>
+          <w:smallCaps w:val="0"/>
+          <w:strike w:val="0"/>
+          <w:color w:val="1a1c1e"/>
+          <w:sz w:val="21"/>
+          <w:szCs w:val="21"/>
+          <w:u w:val="none"/>
+          <w:shd w:fill="auto" w:val="clear"/>
+          <w:vertAlign w:val="baseline"/>
+          <w:rtl w:val="0"/>
+        </w:rPr>
+        <w:t xml:space="preserve"> karşılaştırarak anormal bir durum olup olmadığını denetler.</w:t>
       </w:r>
       <w:r>
         <w:rPr>
@@ -2714,7 +2790,7 @@
           <w:szCs w:val="21"/>
           <w:rtl w:val="0"/>
         </w:rPr>
-        <w:t xml:space="preserve">2</w:t>
+        <w:t xml:space="preserve">2 yazılımı</w:t>
       </w:r>
       <w:r>
         <w:rPr>
@@ -2833,76 +2909,6 @@
     </w:p>
     <w:p>
       <w:pPr>
-        <w:rPr/>
-      </w:pPr>
-      <w:r>
-        <w:rPr>
-          <w:rtl w:val="0"/>
-        </w:rPr>
-      </w:r>
-    </w:p>
-    <w:p>
-      <w:pPr>
-        <w:rPr/>
-      </w:pPr>
-      <w:r>
-        <w:rPr>
-          <w:rtl w:val="0"/>
-        </w:rPr>
-      </w:r>
-    </w:p>
-    <w:p>
-      <w:pPr>
-        <w:rPr/>
-      </w:pPr>
-      <w:r>
-        <w:rPr>
-          <w:rtl w:val="0"/>
-        </w:rPr>
-      </w:r>
-    </w:p>
-    <w:p>
-      <w:pPr>
-        <w:rPr/>
-      </w:pPr>
-      <w:r>
-        <w:rPr>
-          <w:rtl w:val="0"/>
-        </w:rPr>
-      </w:r>
-    </w:p>
-    <w:p>
-      <w:pPr>
-        <w:rPr/>
-      </w:pPr>
-      <w:r>
-        <w:rPr>
-          <w:rtl w:val="0"/>
-        </w:rPr>
-      </w:r>
-    </w:p>
-    <w:p>
-      <w:pPr>
-        <w:rPr/>
-      </w:pPr>
-      <w:r>
-        <w:rPr>
-          <w:rtl w:val="0"/>
-        </w:rPr>
-      </w:r>
-    </w:p>
-    <w:p>
-      <w:pPr>
-        <w:rPr/>
-      </w:pPr>
-      <w:r>
-        <w:rPr>
-          <w:rtl w:val="0"/>
-        </w:rPr>
-      </w:r>
-    </w:p>
-    <w:p>
-      <w:pPr>
         <w:widowControl w:val="1"/>
         <w:shd w:fill="auto" w:val="clear"/>
         <w:spacing w:after="0" w:before="0" w:line="276" w:lineRule="auto"/>
@@ -2917,8 +2923,30 @@
       </w:pPr>
       <w:r>
         <w:rPr>
-          <w:rtl w:val="0"/>
-        </w:rPr>
+          <w:rFonts w:ascii="Arial" w:cs="Arial" w:eastAsia="Arial" w:hAnsi="Arial"/>
+          <w:b w:val="0"/>
+          <w:i w:val="0"/>
+          <w:smallCaps w:val="0"/>
+          <w:strike w:val="0"/>
+          <w:color w:val="1a1c1e"/>
+          <w:sz w:val="21"/>
+          <w:szCs w:val="21"/>
+          <w:u w:val="none"/>
+          <w:shd w:fill="auto" w:val="clear"/>
+          <w:vertAlign w:val="baseline"/>
+          <w:rtl w:val="0"/>
+        </w:rPr>
+        <w:t xml:space="preserve">METEOROLOG v1.1</w:t>
+      </w:r>
+      <w:r>
+        <w:rPr>
+          <w:rFonts w:ascii="Arial" w:cs="Arial" w:eastAsia="Arial" w:hAnsi="Arial"/>
+          <w:color w:val="1a1c1e"/>
+          <w:sz w:val="21"/>
+          <w:szCs w:val="21"/>
+          <w:rtl w:val="0"/>
+        </w:rPr>
+        <w:t xml:space="preserve"> Ekran görüntüsü</w:t>
       </w:r>
     </w:p>
     <w:p>
@@ -2937,30 +2965,8 @@
       </w:pPr>
       <w:r>
         <w:rPr>
-          <w:rFonts w:ascii="Arial" w:cs="Arial" w:eastAsia="Arial" w:hAnsi="Arial"/>
-          <w:b w:val="0"/>
-          <w:i w:val="0"/>
-          <w:smallCaps w:val="0"/>
-          <w:strike w:val="0"/>
-          <w:color w:val="1a1c1e"/>
-          <w:sz w:val="21"/>
-          <w:szCs w:val="21"/>
-          <w:u w:val="none"/>
-          <w:shd w:fill="auto" w:val="clear"/>
-          <w:vertAlign w:val="baseline"/>
-          <w:rtl w:val="0"/>
-        </w:rPr>
-        <w:t xml:space="preserve">METEOROLOG v1.1</w:t>
-      </w:r>
-      <w:r>
-        <w:rPr>
-          <w:rFonts w:ascii="Arial" w:cs="Arial" w:eastAsia="Arial" w:hAnsi="Arial"/>
-          <w:color w:val="1a1c1e"/>
-          <w:sz w:val="21"/>
-          <w:szCs w:val="21"/>
-          <w:rtl w:val="0"/>
-        </w:rPr>
-        <w:t xml:space="preserve"> Ekran görüntüsü</w:t>
+          <w:rtl w:val="0"/>
+        </w:rPr>
       </w:r>
     </w:p>
     <w:p>
@@ -2979,26 +2985,6 @@
       </w:pPr>
       <w:r>
         <w:rPr>
-          <w:rtl w:val="0"/>
-        </w:rPr>
-      </w:r>
-    </w:p>
-    <w:p>
-      <w:pPr>
-        <w:widowControl w:val="1"/>
-        <w:shd w:fill="auto" w:val="clear"/>
-        <w:spacing w:after="0" w:before="0" w:line="276" w:lineRule="auto"/>
-        <w:ind w:left="0" w:right="0" w:firstLine="0"/>
-        <w:jc w:val="left"/>
-        <w:rPr>
-          <w:rFonts w:ascii="Arial" w:cs="Arial" w:eastAsia="Arial" w:hAnsi="Arial"/>
-          <w:color w:val="1a1c1e"/>
-          <w:sz w:val="21"/>
-          <w:szCs w:val="21"/>
-        </w:rPr>
-      </w:pPr>
-      <w:r>
-        <w:rPr>
           <w:rFonts w:ascii="Arial" w:cs="Arial" w:eastAsia="Arial" w:hAnsi="Arial"/>
           <w:color w:val="1a1c1e"/>
           <w:sz w:val="21"/>
@@ -3008,12 +2994,12 @@
           <wp:inline distB="114300" distT="114300" distL="114300" distR="114300">
             <wp:extent cx="6119820" cy="2273300"/>
             <wp:effectExtent b="0" l="0" r="0" t="0"/>
-            <wp:docPr id="3" name="image6.png"/>
+            <wp:docPr id="3" name="image3.png"/>
             <a:graphic>
               <a:graphicData uri="http://schemas.openxmlformats.org/drawingml/2006/picture">
                 <pic:pic>
                   <pic:nvPicPr>
-                    <pic:cNvPr id="0" name="image6.png"/>
+                    <pic:cNvPr id="0" name="image3.png"/>
                     <pic:cNvPicPr preferRelativeResize="0"/>
                   </pic:nvPicPr>
                   <pic:blipFill>
@@ -3065,12 +3051,12 @@
             <wp:extent cx="6119820" cy="6705600"/>
             <wp:effectExtent b="0" l="0" r="0" t="0"/>
             <wp:wrapNone/>
-            <wp:docPr id="1" name="image3.png"/>
+            <wp:docPr id="1" name="image5.png"/>
             <a:graphic>
               <a:graphicData uri="http://schemas.openxmlformats.org/drawingml/2006/picture">
                 <pic:pic>
                   <pic:nvPicPr>
-                    <pic:cNvPr id="0" name="image3.png"/>
+                    <pic:cNvPr id="0" name="image5.png"/>
                     <pic:cNvPicPr preferRelativeResize="0"/>
                   </pic:nvPicPr>
                   <pic:blipFill>
@@ -3093,6 +3079,16 @@
             </a:graphic>
           </wp:anchor>
         </w:drawing>
+      </w:r>
+    </w:p>
+    <w:p>
+      <w:pPr>
+        <w:rPr/>
+      </w:pPr>
+      <w:r>
+        <w:rPr>
+          <w:rtl w:val="0"/>
+        </w:rPr>
       </w:r>
     </w:p>
     <w:p>
@@ -13658,12 +13654,12 @@
           <wp:inline distB="114300" distT="114300" distL="114300" distR="114300">
             <wp:extent cx="6119820" cy="2959100"/>
             <wp:effectExtent b="0" l="0" r="0" t="0"/>
-            <wp:docPr id="4" name="image2.png"/>
+            <wp:docPr id="4" name="image6.png"/>
             <a:graphic>
               <a:graphicData uri="http://schemas.openxmlformats.org/drawingml/2006/picture">
                 <pic:pic>
                   <pic:nvPicPr>
-                    <pic:cNvPr id="0" name="image2.png"/>
+                    <pic:cNvPr id="0" name="image6.png"/>
                     <pic:cNvPicPr preferRelativeResize="0"/>
                   </pic:nvPicPr>
                   <pic:blipFill>
@@ -13943,12 +13939,12 @@
           <wp:inline distB="114300" distT="114300" distL="114300" distR="114300">
             <wp:extent cx="6119820" cy="2959100"/>
             <wp:effectExtent b="0" l="0" r="0" t="0"/>
-            <wp:docPr id="5" name="image5.png"/>
+            <wp:docPr id="5" name="image2.png"/>
             <a:graphic>
               <a:graphicData uri="http://schemas.openxmlformats.org/drawingml/2006/picture">
                 <pic:pic>
                   <pic:nvPicPr>
-                    <pic:cNvPr id="0" name="image5.png"/>
+                    <pic:cNvPr id="0" name="image2.png"/>
                     <pic:cNvPicPr preferRelativeResize="0"/>
                   </pic:nvPicPr>
                   <pic:blipFill>
